--- a/templates/hop-dong-dich-vu.docx
+++ b/templates/hop-dong-dich-vu.docx
@@ -6245,6 +6245,10 @@
       <w:p>
         <w:pPr>
           <w:pStyle w:val="Header"/>
+          <w:spacing w:before="0" w:after="0" w:line="20" w:lineRule="exact"/>
+          <w:rPr>
+            <w:sz w:val="2"/>
+          </w:rPr>
         </w:pPr>
         <w:r>
           <w:rPr>

--- a/templates/hop-dong-dich-vu.docx
+++ b/templates/hop-dong-dich-vu.docx
@@ -6109,7 +6109,7 @@
     </w:tblGrid>
     <w:tr>
       <w:trPr>
-        <w:trHeight w:val="1131"/>
+        <w:trHeight w:val="700"/>
       </w:trPr>
       <w:tc>
         <w:tcPr>
@@ -6132,7 +6132,7 @@
                 <wp:positionV relativeFrom="paragraph">
                   <wp:posOffset>-3810</wp:posOffset>
                 </wp:positionV>
-                <wp:extent cx="978596" cy="685800"/>
+                <wp:extent cx="605800" cy="424600"/>
                 <wp:effectExtent l="0" t="0" r="0" b="0"/>
                 <wp:wrapNone/>
                 <wp:docPr id="2" name="Picture 2"/>
@@ -6164,7 +6164,7 @@
                       <pic:spPr bwMode="auto">
                         <a:xfrm>
                           <a:off x="0" y="0"/>
-                          <a:ext cx="978596" cy="685800"/>
+                          <a:ext cx="605800" cy="424600"/>
                         </a:xfrm>
                         <a:prstGeom prst="rect">
                           <a:avLst/>

--- a/templates/hop-dong-dich-vu.docx
+++ b/templates/hop-dong-dich-vu.docx
@@ -5911,7 +5911,7 @@
       <w:footerReference w:type="default" r:id="rId9"/>
       <w:headerReference w:type="first" r:id="rId10"/>
       <w:pgSz w:w="12240" w:h="15840"/>
-      <w:pgMar w:top="1058" w:right="1440" w:bottom="1440" w:left="1440" w:header="284" w:footer="720" w:gutter="0"/>
+      <w:pgMar w:top="950" w:right="1440" w:bottom="1440" w:left="1440" w:header="200" w:footer="720" w:gutter="0"/>
       <w:cols w:space="720"/>
       <w:docGrid w:linePitch="360"/>
     </w:sectPr>
@@ -6185,7 +6185,7 @@
       <w:tc>
         <w:tcPr>
           <w:tcW w:w="7654" w:type="dxa"/>
-          <w:vAlign w:val="center"/>
+          <w:vAlign w:val="bottom"/>
         </w:tcPr>
         <w:p>
           <w:pPr>

--- a/templates/hop-dong-dich-vu.docx
+++ b/templates/hop-dong-dich-vu.docx
@@ -6228,6 +6228,36 @@
             </w:rPr>
             <w:t>16 Bình Lợi, Phường Bình Lợi Trung, Thành phố Hồ Chí Minh</w:t>
           </w:r>
+          <w:r>
+            <w:rPr>
+              <w:noProof/>
+            </w:rPr>
+            <w:pict w14:anchorId="08C2E3B7">
+              <v:shapetype id="_x0000_t75" coordsize="21600,21600" o:spt="75" o:preferrelative="t" path="m@4@5l@4@11@9@11@9@5xe" filled="f" stroked="f">
+                <v:stroke joinstyle="miter"/>
+                <v:formulas>
+                  <v:f eqn="if lineDrawn pixelLineWidth 0"/>
+                  <v:f eqn="sum @0 1 0"/>
+                  <v:f eqn="sum 0 0 @1"/>
+                  <v:f eqn="prod @2 1 2"/>
+                  <v:f eqn="prod @3 21600 pixelWidth"/>
+                  <v:f eqn="prod @3 21600 pixelHeight"/>
+                  <v:f eqn="sum @0 0 1"/>
+                  <v:f eqn="prod @6 1 2"/>
+                  <v:f eqn="prod @7 21600 pixelWidth"/>
+                  <v:f eqn="sum @8 21600 0"/>
+                  <v:f eqn="prod @7 21600 pixelHeight"/>
+                  <v:f eqn="sum @10 21600 0"/>
+                </v:formulas>
+                <v:path o:extrusionok="f" gradientshapeok="t" o:connecttype="rect"/>
+                <o:lock v:ext="edit" aspectratio="t"/>
+              </v:shapetype>
+              <v:shape id="WordPictureWatermark292160955" o:spid="_x0000_s2053" type="#_x0000_t75" style="position:absolute;margin-left:68.4pt;margin-top:143.25pt;width:330.5pt;height:330.5pt;z-index:-251653120;mso-position-horizontal-relative:margin;mso-position-vertical-relative:margin" o:allowincell="f">
+                <v:imagedata r:id="rId2" o:title="logo-savitax" gain="19661f" blacklevel="22938f"/>
+                <w10:wrap anchorx="margin" anchory="margin"/>
+              </v:shape>
+            </w:pict>
+          </w:r>
         </w:p>
       </w:tc>
     </w:tr>
@@ -6250,36 +6280,6 @@
             <w:sz w:val="2"/>
           </w:rPr>
         </w:pPr>
-        <w:r>
-          <w:rPr>
-            <w:noProof/>
-          </w:rPr>
-          <w:pict w14:anchorId="08C2E3B7">
-            <v:shapetype id="_x0000_t75" coordsize="21600,21600" o:spt="75" o:preferrelative="t" path="m@4@5l@4@11@9@11@9@5xe" filled="f" stroked="f">
-              <v:stroke joinstyle="miter"/>
-              <v:formulas>
-                <v:f eqn="if lineDrawn pixelLineWidth 0"/>
-                <v:f eqn="sum @0 1 0"/>
-                <v:f eqn="sum 0 0 @1"/>
-                <v:f eqn="prod @2 1 2"/>
-                <v:f eqn="prod @3 21600 pixelWidth"/>
-                <v:f eqn="prod @3 21600 pixelHeight"/>
-                <v:f eqn="sum @0 0 1"/>
-                <v:f eqn="prod @6 1 2"/>
-                <v:f eqn="prod @7 21600 pixelWidth"/>
-                <v:f eqn="sum @8 21600 0"/>
-                <v:f eqn="prod @7 21600 pixelHeight"/>
-                <v:f eqn="sum @10 21600 0"/>
-              </v:formulas>
-              <v:path o:extrusionok="f" gradientshapeok="t" o:connecttype="rect"/>
-              <o:lock v:ext="edit" aspectratio="t"/>
-            </v:shapetype>
-            <v:shape id="WordPictureWatermark292160955" o:spid="_x0000_s2053" type="#_x0000_t75" style="position:absolute;margin-left:68.4pt;margin-top:143.25pt;width:330.5pt;height:330.5pt;z-index:-251653120;mso-position-horizontal-relative:margin;mso-position-vertical-relative:margin" o:allowincell="f">
-              <v:imagedata r:id="rId2" o:title="logo-savitax" gain="19661f" blacklevel="22938f"/>
-              <w10:wrap anchorx="margin" anchory="margin"/>
-            </v:shape>
-          </w:pict>
-        </w:r>
       </w:p>
     </w:sdtContent>
   </w:sdt>

--- a/templates/hop-dong-dich-vu.docx
+++ b/templates/hop-dong-dich-vu.docx
@@ -116,6 +116,8 @@
         </w:rPr>
         <w:t>Căn cứ Luật Quản lý thuế số 106/2016/QH13 có hiệu lực thi hành từ ngày 01/07/2016.</w:t>
       </w:r>
+      <w:bookmarkStart w:id="0" w:name="_GoBack"/>
+      <w:bookmarkEnd w:id="0"/>
     </w:p>
     <w:p>
       <w:pPr>
@@ -5489,18 +5491,7 @@
           <w:sz w:val="26"/>
           <w:szCs w:val="26"/>
         </w:rPr>
-        <w:t>Các quận Thủ Đức, quận 2, quận 7, quận 9 phụ thu tiền xăng 200.000đ/tháng. Các Huyện Nhà Bè, Bình Chán</w:t>
-      </w:r>
-      <w:bookmarkStart w:id="0" w:name="_GoBack"/>
-      <w:bookmarkEnd w:id="0"/>
-      <w:r>
-        <w:rPr>
-          <w:rFonts w:ascii="Times New Roman" w:eastAsia="Times New Roman" w:hAnsi="Times New Roman" w:cs="Times New Roman"/>
-          <w:color w:val="1A1A1A"/>
-          <w:sz w:val="26"/>
-          <w:szCs w:val="26"/>
-        </w:rPr>
-        <w:t>h, Hóc Môn, Củ Chi phụ thu tiền xăng 500.000đ/tháng.</w:t>
+        <w:t>Các quận Thủ Đức, quận 2, quận 7, quận 9 phụ thu tiền xăng 200.000đ/tháng. Các Huyện Nhà Bè, Bình Chánh, Hóc Môn, Củ Chi phụ thu tiền xăng 500.000đ/tháng.</w:t>
       </w:r>
     </w:p>
     <w:p>
@@ -5552,7 +5543,6 @@
           <w:sz w:val="26"/>
           <w:szCs w:val="26"/>
         </w:rPr>
-        <w:lastRenderedPageBreak/>
         <w:t>Giá trên chưa bao gồm thuế giá trị gia tăng và các loại thuế DN phải nộp cho cơ quan thuế.</w:t>
       </w:r>
     </w:p>
@@ -5609,6 +5599,7 @@
                 <w:sz w:val="24"/>
                 <w:szCs w:val="24"/>
               </w:rPr>
+              <w:lastRenderedPageBreak/>
               <w:t>ĐẠI DIỆN BÊN A</w:t>
             </w:r>
           </w:p>
@@ -5911,7 +5902,7 @@
       <w:footerReference w:type="default" r:id="rId9"/>
       <w:headerReference w:type="first" r:id="rId10"/>
       <w:pgSz w:w="12240" w:h="15840"/>
-      <w:pgMar w:top="950" w:right="1440" w:bottom="1440" w:left="1440" w:header="200" w:footer="720" w:gutter="0"/>
+      <w:pgMar w:top="1058" w:right="1440" w:bottom="1440" w:left="1440" w:header="284" w:footer="720" w:gutter="0"/>
       <w:cols w:space="720"/>
       <w:docGrid w:linePitch="360"/>
     </w:sectPr>
@@ -6109,7 +6100,7 @@
     </w:tblGrid>
     <w:tr>
       <w:trPr>
-        <w:trHeight w:val="700"/>
+        <w:trHeight w:val="1131"/>
       </w:trPr>
       <w:tc>
         <w:tcPr>
@@ -6132,7 +6123,7 @@
                 <wp:positionV relativeFrom="paragraph">
                   <wp:posOffset>-3810</wp:posOffset>
                 </wp:positionV>
-                <wp:extent cx="605800" cy="424600"/>
+                <wp:extent cx="978596" cy="685800"/>
                 <wp:effectExtent l="0" t="0" r="0" b="0"/>
                 <wp:wrapNone/>
                 <wp:docPr id="2" name="Picture 2"/>
@@ -6164,7 +6155,7 @@
                       <pic:spPr bwMode="auto">
                         <a:xfrm>
                           <a:off x="0" y="0"/>
-                          <a:ext cx="605800" cy="424600"/>
+                          <a:ext cx="978596" cy="685800"/>
                         </a:xfrm>
                         <a:prstGeom prst="rect">
                           <a:avLst/>
@@ -6185,7 +6176,7 @@
       <w:tc>
         <w:tcPr>
           <w:tcW w:w="7654" w:type="dxa"/>
-          <w:vAlign w:val="bottom"/>
+          <w:vAlign w:val="center"/>
         </w:tcPr>
         <w:p>
           <w:pPr>
@@ -6228,36 +6219,6 @@
             </w:rPr>
             <w:t>16 Bình Lợi, Phường Bình Lợi Trung, Thành phố Hồ Chí Minh</w:t>
           </w:r>
-          <w:r>
-            <w:rPr>
-              <w:noProof/>
-            </w:rPr>
-            <w:pict w14:anchorId="08C2E3B7">
-              <v:shapetype id="_x0000_t75" coordsize="21600,21600" o:spt="75" o:preferrelative="t" path="m@4@5l@4@11@9@11@9@5xe" filled="f" stroked="f">
-                <v:stroke joinstyle="miter"/>
-                <v:formulas>
-                  <v:f eqn="if lineDrawn pixelLineWidth 0"/>
-                  <v:f eqn="sum @0 1 0"/>
-                  <v:f eqn="sum 0 0 @1"/>
-                  <v:f eqn="prod @2 1 2"/>
-                  <v:f eqn="prod @3 21600 pixelWidth"/>
-                  <v:f eqn="prod @3 21600 pixelHeight"/>
-                  <v:f eqn="sum @0 0 1"/>
-                  <v:f eqn="prod @6 1 2"/>
-                  <v:f eqn="prod @7 21600 pixelWidth"/>
-                  <v:f eqn="sum @8 21600 0"/>
-                  <v:f eqn="prod @7 21600 pixelHeight"/>
-                  <v:f eqn="sum @10 21600 0"/>
-                </v:formulas>
-                <v:path o:extrusionok="f" gradientshapeok="t" o:connecttype="rect"/>
-                <o:lock v:ext="edit" aspectratio="t"/>
-              </v:shapetype>
-              <v:shape id="WordPictureWatermark292160955" o:spid="_x0000_s2053" type="#_x0000_t75" style="position:absolute;margin-left:68.4pt;margin-top:143.25pt;width:330.5pt;height:330.5pt;z-index:-251653120;mso-position-horizontal-relative:margin;mso-position-vertical-relative:margin" o:allowincell="f">
-                <v:imagedata r:id="rId2" o:title="logo-savitax" gain="19661f" blacklevel="22938f"/>
-                <w10:wrap anchorx="margin" anchory="margin"/>
-              </v:shape>
-            </w:pict>
-          </w:r>
         </w:p>
       </w:tc>
     </w:tr>
@@ -6275,11 +6236,41 @@
       <w:p>
         <w:pPr>
           <w:pStyle w:val="Header"/>
-          <w:spacing w:before="0" w:after="0" w:line="20" w:lineRule="exact"/>
+          <w:spacing w:line="20" w:lineRule="exact"/>
           <w:rPr>
             <w:sz w:val="2"/>
           </w:rPr>
         </w:pPr>
+        <w:r>
+          <w:rPr>
+            <w:noProof/>
+          </w:rPr>
+          <w:pict w14:anchorId="08C2E3B7">
+            <v:shapetype id="_x0000_t75" coordsize="21600,21600" o:spt="75" o:preferrelative="t" path="m@4@5l@4@11@9@11@9@5xe" filled="f" stroked="f">
+              <v:stroke joinstyle="miter"/>
+              <v:formulas>
+                <v:f eqn="if lineDrawn pixelLineWidth 0"/>
+                <v:f eqn="sum @0 1 0"/>
+                <v:f eqn="sum 0 0 @1"/>
+                <v:f eqn="prod @2 1 2"/>
+                <v:f eqn="prod @3 21600 pixelWidth"/>
+                <v:f eqn="prod @3 21600 pixelHeight"/>
+                <v:f eqn="sum @0 0 1"/>
+                <v:f eqn="prod @6 1 2"/>
+                <v:f eqn="prod @7 21600 pixelWidth"/>
+                <v:f eqn="sum @8 21600 0"/>
+                <v:f eqn="prod @7 21600 pixelHeight"/>
+                <v:f eqn="sum @10 21600 0"/>
+              </v:formulas>
+              <v:path o:extrusionok="f" gradientshapeok="t" o:connecttype="rect"/>
+              <o:lock v:ext="edit" aspectratio="t"/>
+            </v:shapetype>
+            <v:shape id="WordPictureWatermark292160955" o:spid="_x0000_s2053" type="#_x0000_t75" style="position:absolute;margin-left:68.4pt;margin-top:143.25pt;width:330.5pt;height:330.5pt;z-index:-251653120;mso-position-horizontal-relative:margin;mso-position-vertical-relative:margin" o:allowincell="f">
+              <v:imagedata r:id="rId2" o:title="logo-savitax" gain="19661f" blacklevel="22938f"/>
+              <w10:wrap anchorx="margin" anchory="margin"/>
+            </v:shape>
+          </w:pict>
+        </w:r>
       </w:p>
     </w:sdtContent>
   </w:sdt>
